--- a/FuentesCurso/UD 04. Gestion de imagenes en Docker/UD 04.05 - Actividades entregables.docx
+++ b/FuentesCurso/UD 04. Gestion de imagenes en Docker/UD 04.05 - Actividades entregables.docx
@@ -21,12 +21,13 @@
         <w:rPr>
           <w:rFonts w:ascii="Proxima Nova" w:cs="Proxima Nova" w:eastAsia="Proxima Nova" w:hAnsi="Proxima Nova"/>
           <w:b w:val="0"/>
+          <w:bCs w:val="0"/>
           <w:color w:val="669966"/>
           <w:sz w:val="48"/>
           <w:szCs w:val="48"/>
           <w:rtl w:val="0"/>
         </w:rPr>
-        <w:t xml:space="preserve">Introducción a Docker</w:t>
+        <w:t xml:space="preserve">Introducción a Docker y Kubernetes</w:t>
       </w:r>
       <w:r>
         <w:rPr>
@@ -72,12 +73,12 @@
           <wp:inline distB="114300" distT="114300" distL="114300" distR="114300">
             <wp:extent cx="447675" cy="57150"/>
             <wp:effectExtent b="0" l="0" r="0" t="0"/>
-            <wp:docPr descr="short line" id="3" name="image4.png"/>
+            <wp:docPr descr="short line" id="3" name="image2.png"/>
             <a:graphic>
               <a:graphicData uri="http://schemas.openxmlformats.org/drawingml/2006/picture">
                 <pic:pic>
                   <pic:nvPicPr>
-                    <pic:cNvPr descr="short line" id="0" name="image4.png"/>
+                    <pic:cNvPr descr="short line" id="0" name="image2.png"/>
                     <pic:cNvPicPr preferRelativeResize="0"/>
                   </pic:nvPicPr>
                   <pic:blipFill>
@@ -146,12 +147,12 @@
           <wp:inline distB="114300" distT="114300" distL="114300" distR="114300">
             <wp:extent cx="6120000" cy="444500"/>
             <wp:effectExtent b="0" l="0" r="0" t="0"/>
-            <wp:docPr id="1" name="image2.png"/>
+            <wp:docPr id="1" name="image1.png"/>
             <a:graphic>
               <a:graphicData uri="http://schemas.openxmlformats.org/drawingml/2006/picture">
                 <pic:pic>
                   <pic:nvPicPr>
-                    <pic:cNvPr id="0" name="image2.png"/>
+                    <pic:cNvPr id="0" name="image1.png"/>
                     <pic:cNvPicPr preferRelativeResize="0"/>
                   </pic:nvPicPr>
                   <pic:blipFill>
@@ -307,7 +308,7 @@
           <w:szCs w:val="32"/>
           <w:rtl w:val="0"/>
         </w:rPr>
-        <w:t xml:space="preserve">Actualizado Febrero 2025</w:t>
+        <w:t xml:space="preserve">Actualizado Enero 2026</w:t>
       </w:r>
     </w:p>
     <w:p>
@@ -355,6 +356,7 @@
         <w:rPr>
           <w:rFonts w:ascii="Verdana" w:cs="Verdana" w:eastAsia="Verdana" w:hAnsi="Verdana"/>
           <w:b w:val="1"/>
+          <w:bCs w:val="1"/>
           <w:sz w:val="20"/>
           <w:szCs w:val="20"/>
         </w:rPr>
@@ -375,6 +377,7 @@
         <w:rPr>
           <w:rFonts w:ascii="Verdana" w:cs="Verdana" w:eastAsia="Verdana" w:hAnsi="Verdana"/>
           <w:b w:val="1"/>
+          <w:bCs w:val="1"/>
           <w:sz w:val="20"/>
           <w:szCs w:val="20"/>
           <w:rtl w:val="0"/>
@@ -408,12 +411,12 @@
             <wp:extent cx="922564" cy="322898"/>
             <wp:effectExtent b="0" l="0" r="0" t="0"/>
             <wp:wrapSquare wrapText="bothSides" distB="57150" distT="57150" distL="57150" distR="57150"/>
-            <wp:docPr id="2" name="image1.png"/>
+            <wp:docPr id="2" name="image3.png"/>
             <a:graphic>
               <a:graphicData uri="http://schemas.openxmlformats.org/drawingml/2006/picture">
                 <pic:pic>
                   <pic:nvPicPr>
-                    <pic:cNvPr id="0" name="image1.png"/>
+                    <pic:cNvPr id="0" name="image3.png"/>
                     <pic:cNvPicPr preferRelativeResize="0"/>
                   </pic:nvPicPr>
                   <pic:blipFill>
@@ -514,6 +517,7 @@
         <w:ind w:left="0" w:right="57" w:firstLine="0"/>
         <w:rPr>
           <w:b w:val="1"/>
+          <w:bCs w:val="1"/>
         </w:rPr>
       </w:pPr>
       <w:r>
@@ -527,6 +531,7 @@
       <w:r>
         <w:rPr>
           <w:b w:val="1"/>
+          <w:bCs w:val="1"/>
           <w:rtl w:val="0"/>
         </w:rPr>
         <w:t xml:space="preserve">Importante</w:t>
@@ -557,6 +562,7 @@
         <w:ind w:left="0" w:right="57" w:firstLine="0"/>
         <w:rPr>
           <w:b w:val="1"/>
+          <w:bCs w:val="1"/>
         </w:rPr>
       </w:pPr>
       <w:r>
@@ -580,6 +586,7 @@
       <w:r>
         <w:rPr>
           <w:b w:val="1"/>
+          <w:bCs w:val="1"/>
           <w:rtl w:val="0"/>
         </w:rPr>
         <w:t xml:space="preserve">Atención</w:t>
@@ -627,6 +634,7 @@
       <w:r>
         <w:rPr>
           <w:b w:val="1"/>
+          <w:bCs w:val="1"/>
           <w:rtl w:val="0"/>
         </w:rPr>
         <w:t xml:space="preserve">Interesante</w:t>
@@ -645,6 +653,7 @@
         <w:rPr>
           <w:rFonts w:ascii="Arial" w:cs="Arial" w:eastAsia="Arial" w:hAnsi="Arial"/>
           <w:b w:val="1"/>
+          <w:bCs w:val="1"/>
           <w:smallCaps w:val="1"/>
           <w:sz w:val="32"/>
           <w:szCs w:val="32"/>
@@ -654,6 +663,7 @@
         <w:rPr>
           <w:rFonts w:ascii="Arial" w:cs="Arial" w:eastAsia="Arial" w:hAnsi="Arial"/>
           <w:b w:val="1"/>
+          <w:bCs w:val="1"/>
           <w:smallCaps w:val="1"/>
           <w:sz w:val="32"/>
           <w:szCs w:val="32"/>
@@ -664,6 +674,7 @@
     </w:p>
     <w:sdt>
       <w:sdtPr>
+        <w:id w:val="-389825418"/>
         <w:docPartObj>
           <w:docPartGallery w:val="Table of Contents"/>
           <w:docPartUnique w:val="1"/>
@@ -679,7 +690,9 @@
             <w:jc w:val="left"/>
             <w:rPr>
               <w:b w:val="1"/>
+              <w:bCs w:val="1"/>
               <w:i w:val="0"/>
+              <w:iCs w:val="0"/>
               <w:smallCaps w:val="0"/>
               <w:strike w:val="0"/>
               <w:color w:val="000000"/>
@@ -699,7 +712,9 @@
             <w:r>
               <w:rPr>
                 <w:b w:val="1"/>
+                <w:bCs w:val="1"/>
                 <w:i w:val="0"/>
+                <w:iCs w:val="0"/>
                 <w:smallCaps w:val="0"/>
                 <w:strike w:val="0"/>
                 <w:color w:val="000000"/>
@@ -731,7 +746,9 @@
             <w:rPr>
               <w:rFonts w:ascii="Arial" w:cs="Arial" w:eastAsia="Arial" w:hAnsi="Arial"/>
               <w:b w:val="1"/>
+              <w:bCs w:val="1"/>
               <w:i w:val="0"/>
+              <w:iCs w:val="0"/>
               <w:smallCaps w:val="0"/>
               <w:strike w:val="0"/>
               <w:color w:val="000000"/>
@@ -746,7 +763,9 @@
             <w:r>
               <w:rPr>
                 <w:b w:val="1"/>
+                <w:bCs w:val="1"/>
                 <w:i w:val="0"/>
+                <w:iCs w:val="0"/>
                 <w:smallCaps w:val="0"/>
                 <w:strike w:val="0"/>
                 <w:color w:val="000000"/>
@@ -770,7 +789,9 @@
             <w:rPr>
               <w:rFonts w:ascii="Calibri" w:cs="Calibri" w:eastAsia="Calibri" w:hAnsi="Calibri"/>
               <w:b w:val="1"/>
+              <w:bCs w:val="1"/>
               <w:i w:val="0"/>
+              <w:iCs w:val="0"/>
               <w:smallCaps w:val="0"/>
               <w:strike w:val="0"/>
               <w:color w:val="000000"/>
@@ -805,6 +826,7 @@
         <w:rPr>
           <w:rFonts w:ascii="Arial" w:cs="Arial" w:eastAsia="Arial" w:hAnsi="Arial"/>
           <w:b w:val="1"/>
+          <w:bCs w:val="1"/>
           <w:smallCaps w:val="1"/>
           <w:sz w:val="32"/>
           <w:szCs w:val="32"/>
@@ -1172,6 +1194,7 @@
       <w:r>
         <w:rPr>
           <w:b w:val="1"/>
+          <w:bCs w:val="1"/>
           <w:u w:val="single"/>
           <w:rtl w:val="0"/>
         </w:rPr>
@@ -1228,6 +1251,7 @@
       <w:r>
         <w:rPr>
           <w:b w:val="1"/>
+          <w:bCs w:val="1"/>
           <w:rtl w:val="0"/>
         </w:rPr>
         <w:t xml:space="preserve">(opcional)</w:t>
@@ -1567,11 +1591,19 @@
       </w:pPr>
     </w:pPrDefault>
   </w:docDefaults>
+  <w:style w:type="table" w:styleId="TableNormal" w:default="1">
+    <w:name w:val="TableNormal"/>
+    <w:tblPr>
+      <w:tblCellMar>
+        <w:top w:w="100.0" w:type="dxa"/>
+        <w:left w:w="100.0" w:type="dxa"/>
+        <w:bottom w:w="100.0" w:type="dxa"/>
+        <w:right w:w="100.0" w:type="dxa"/>
+      </w:tblCellMar>
+    </w:tblPr>
+  </w:style>
   <w:style w:type="paragraph" w:styleId="Normal" w:default="1">
     <w:name w:val="normal"/>
-  </w:style>
-  <w:style w:type="table" w:styleId="TableNormal" w:default="1">
-    <w:name w:val="Table Normal"/>
   </w:style>
   <w:style w:type="paragraph" w:styleId="Heading1">
     <w:name w:val="heading 1"/>
@@ -1619,6 +1651,7 @@
     <w:rPr>
       <w:rFonts w:ascii="Arial" w:cs="Arial" w:eastAsia="Arial" w:hAnsi="Arial"/>
       <w:b w:val="0"/>
+      <w:bCs w:val="0"/>
       <w:smallCaps w:val="0"/>
       <w:color w:val="669966"/>
       <w:sz w:val="22"/>
@@ -1639,7 +1672,9 @@
     <w:rPr>
       <w:rFonts w:ascii="Arial" w:cs="Arial" w:eastAsia="Arial" w:hAnsi="Arial"/>
       <w:b w:val="1"/>
+      <w:bCs w:val="1"/>
       <w:i w:val="1"/>
+      <w:iCs w:val="1"/>
       <w:smallCaps w:val="0"/>
       <w:sz w:val="21"/>
       <w:szCs w:val="21"/>
@@ -1660,6 +1695,7 @@
     <w:rPr>
       <w:rFonts w:ascii="Arial" w:cs="Arial" w:eastAsia="Arial" w:hAnsi="Arial"/>
       <w:b w:val="1"/>
+      <w:bCs w:val="1"/>
       <w:smallCaps w:val="1"/>
       <w:sz w:val="24"/>
       <w:szCs w:val="24"/>
@@ -1677,6 +1713,7 @@
     </w:pPr>
     <w:rPr>
       <w:b w:val="1"/>
+      <w:bCs w:val="1"/>
       <w:sz w:val="20"/>
       <w:szCs w:val="20"/>
     </w:rPr>
@@ -1693,6 +1730,7 @@
     </w:pPr>
     <w:rPr>
       <w:b w:val="1"/>
+      <w:bCs w:val="1"/>
       <w:sz w:val="72"/>
       <w:szCs w:val="72"/>
     </w:rPr>
@@ -1710,6 +1748,7 @@
     <w:rPr>
       <w:rFonts w:ascii="Georgia" w:cs="Georgia" w:eastAsia="Georgia" w:hAnsi="Georgia"/>
       <w:i w:val="1"/>
+      <w:iCs w:val="1"/>
       <w:color w:val="666666"/>
       <w:sz w:val="48"/>
       <w:szCs w:val="48"/>
